--- a/Casos de Uso/CU-07 Adjuntar Evidencias V1.0.docx
+++ b/Casos de Uso/CU-07 Adjuntar Evidencias V1.0.docx
@@ -1,6 +1,6 @@
 
 <file path=word/document.xml><?xml version="1.0" encoding="utf-8"?>
-<w:document xmlns:wpc="http://schemas.microsoft.com/office/word/2010/wordprocessingCanvas" xmlns:cx="http://schemas.microsoft.com/office/drawing/2014/chartex" xmlns:cx1="http://schemas.microsoft.com/office/drawing/2015/9/8/chartex" xmlns:cx2="http://schemas.microsoft.com/office/drawing/2015/10/21/chartex" xmlns:cx3="http://schemas.microsoft.com/office/drawing/2016/5/9/chartex" xmlns:cx4="http://schemas.microsoft.com/office/drawing/2016/5/10/chartex" xmlns:cx5="http://schemas.microsoft.com/office/drawing/2016/5/11/chartex" xmlns:cx6="http://schemas.microsoft.com/office/drawing/2016/5/12/chartex" xmlns:cx7="http://schemas.microsoft.com/office/drawing/2016/5/13/chartex" xmlns:cx8="http://schemas.microsoft.com/office/drawing/2016/5/14/chartex" xmlns:mc="http://schemas.openxmlformats.org/markup-compatibility/2006" xmlns:aink="http://schemas.microsoft.com/office/drawing/2016/ink" xmlns:am3d="http://schemas.microsoft.com/office/drawing/2017/model3d" xmlns:o="urn:schemas-microsoft-com:office:office" xmlns:oel="http://schemas.microsoft.com/office/2019/extlst" xmlns:r="http://schemas.openxmlformats.org/officeDocument/2006/relationships" xmlns:m="http://schemas.openxmlformats.org/officeDocument/2006/math" xmlns:v="urn:schemas-microsoft-com:vml" xmlns:wp14="http://schemas.microsoft.com/office/word/2010/wordprocessingDrawing" xmlns:wp="http://schemas.openxmlformats.org/drawingml/2006/wordprocessingDrawing" xmlns:w10="urn:schemas-microsoft-com:office:word" xmlns:w="http://schemas.openxmlformats.org/wordprocessingml/2006/main" xmlns:w14="http://schemas.microsoft.com/office/word/2010/wordml" xmlns:w15="http://schemas.microsoft.com/office/word/2012/wordml" xmlns:w16cei="http://schemas.microsoft.com/office/word/2026/wordml/cei" xmlns:w16cex="http://schemas.microsoft.com/office/word/2018/wordml/cex" xmlns:w16cid="http://schemas.microsoft.com/office/word/2016/wordml/cid" xmlns:w16="http://schemas.microsoft.com/office/word/2018/wordml" xmlns:w16du="http://schemas.microsoft.com/office/word/2023/wordml/word16du" xmlns:w16sdtdh="http://schemas.microsoft.com/office/word/2020/wordml/sdtdatahash" xmlns:w16sdtfl="http://schemas.microsoft.com/office/word/2024/wordml/sdtformatlock" xmlns:w16se="http://schemas.microsoft.com/office/word/2015/wordml/symex" xmlns:wpg="http://schemas.microsoft.com/office/word/2010/wordprocessingGroup" xmlns:wpi="http://schemas.microsoft.com/office/word/2010/wordprocessingInk" xmlns:wne="http://schemas.microsoft.com/office/word/2006/wordml" xmlns:wps="http://schemas.microsoft.com/office/word/2010/wordprocessingShape" mc:Ignorable="w14 w15 w16se w16cid w16 w16cex w16sdtdh w16sdtfl w16du wp14">
+<w:document xmlns:wpc="http://schemas.microsoft.com/office/word/2010/wordprocessingCanvas" xmlns:cx="http://schemas.microsoft.com/office/drawing/2014/chartex" xmlns:cx1="http://schemas.microsoft.com/office/drawing/2015/9/8/chartex" xmlns:cx2="http://schemas.microsoft.com/office/drawing/2015/10/21/chartex" xmlns:cx3="http://schemas.microsoft.com/office/drawing/2016/5/9/chartex" xmlns:cx4="http://schemas.microsoft.com/office/drawing/2016/5/10/chartex" xmlns:cx5="http://schemas.microsoft.com/office/drawing/2016/5/11/chartex" xmlns:cx6="http://schemas.microsoft.com/office/drawing/2016/5/12/chartex" xmlns:cx7="http://schemas.microsoft.com/office/drawing/2016/5/13/chartex" xmlns:cx8="http://schemas.microsoft.com/office/drawing/2016/5/14/chartex" xmlns:mc="http://schemas.openxmlformats.org/markup-compatibility/2006" xmlns:aink="http://schemas.microsoft.com/office/drawing/2016/ink" xmlns:am3d="http://schemas.microsoft.com/office/drawing/2017/model3d" xmlns:o="urn:schemas-microsoft-com:office:office" xmlns:oel="http://schemas.microsoft.com/office/2019/extlst" xmlns:r="http://schemas.openxmlformats.org/officeDocument/2006/relationships" xmlns:m="http://schemas.openxmlformats.org/officeDocument/2006/math" xmlns:v="urn:schemas-microsoft-com:vml" xmlns:wp14="http://schemas.microsoft.com/office/word/2010/wordprocessingDrawing" xmlns:wp="http://schemas.openxmlformats.org/drawingml/2006/wordprocessingDrawing" xmlns:w10="urn:schemas-microsoft-com:office:word" xmlns:w="http://schemas.openxmlformats.org/wordprocessingml/2006/main" xmlns:w14="http://schemas.microsoft.com/office/word/2010/wordml" xmlns:w15="http://schemas.microsoft.com/office/word/2012/wordml" xmlns:w16cex="http://schemas.microsoft.com/office/word/2018/wordml/cex" xmlns:w16cid="http://schemas.microsoft.com/office/word/2016/wordml/cid" xmlns:w16="http://schemas.microsoft.com/office/word/2018/wordml" xmlns:w16du="http://schemas.microsoft.com/office/word/2023/wordml/word16du" xmlns:w16sdtdh="http://schemas.microsoft.com/office/word/2020/wordml/sdtdatahash" xmlns:w16sdtfl="http://schemas.microsoft.com/office/word/2024/wordml/sdtformatlock" xmlns:w16se="http://schemas.microsoft.com/office/word/2015/wordml/symex" xmlns:wpg="http://schemas.microsoft.com/office/word/2010/wordprocessingGroup" xmlns:wpi="http://schemas.microsoft.com/office/word/2010/wordprocessingInk" xmlns:wne="http://schemas.microsoft.com/office/word/2006/wordml" xmlns:wps="http://schemas.microsoft.com/office/word/2010/wordprocessingShape" mc:Ignorable="w14 w15 w16se w16cid w16 w16cex w16sdtdh w16sdtfl w16du wp14">
   <w:body>
     <w:p>
       <w:pPr>
@@ -1755,15 +1755,17 @@
         <w:spacing w:before="120" w:after="120" w:line="252" w:lineRule="auto"/>
         <w:ind w:left="720"/>
         <w:rPr>
-          <w:lang w:val="es-ES"/>
-        </w:rPr>
-      </w:pPr>
-      <w:r>
-        <w:rPr>
           <w:b/>
           <w:sz w:val="27"/>
           <w:lang w:val="es-ES"/>
         </w:rPr>
+      </w:pPr>
+      <w:r>
+        <w:rPr>
+          <w:b/>
+          <w:sz w:val="27"/>
+          <w:lang w:val="es-ES"/>
+        </w:rPr>
         <w:t>2.1. Actores.</w:t>
       </w:r>
     </w:p>
@@ -1779,19 +1781,48 @@
         <w:rPr>
           <w:lang w:val="es-ES"/>
         </w:rPr>
+        <w:t xml:space="preserve">2.1.1. Sistema </w:t>
+      </w:r>
+    </w:p>
+    <w:p>
+      <w:pPr>
+        <w:spacing w:after="40" w:line="252" w:lineRule="auto"/>
+        <w:ind w:left="1440"/>
+        <w:rPr>
+          <w:lang w:val="es-ES"/>
+        </w:rPr>
+      </w:pPr>
+      <w:r>
+        <w:rPr>
+          <w:lang w:val="es-ES"/>
+        </w:rPr>
         <w:t>2.1.</w:t>
       </w:r>
       <w:r>
         <w:rPr>
           <w:lang w:val="es-ES"/>
         </w:rPr>
-        <w:t>1</w:t>
-      </w:r>
-      <w:r>
-        <w:rPr>
-          <w:lang w:val="es-ES"/>
-        </w:rPr>
-        <w:t>. Cliente RN01.</w:t>
+        <w:t>2</w:t>
+      </w:r>
+      <w:r>
+        <w:rPr>
+          <w:lang w:val="es-ES"/>
+        </w:rPr>
+        <w:t xml:space="preserve">. Cliente </w:t>
+      </w:r>
+      <w:r>
+        <w:rPr>
+          <w:b/>
+          <w:bCs/>
+          <w:lang w:val="es-ES"/>
+        </w:rPr>
+        <w:t>RN01</w:t>
+      </w:r>
+      <w:r>
+        <w:rPr>
+          <w:lang w:val="es-ES"/>
+        </w:rPr>
+        <w:t>.</w:t>
       </w:r>
     </w:p>
     <w:p>
@@ -1812,13 +1843,27 @@
         <w:rPr>
           <w:lang w:val="es-ES"/>
         </w:rPr>
-        <w:t>2</w:t>
-      </w:r>
-      <w:r>
-        <w:rPr>
-          <w:lang w:val="es-ES"/>
-        </w:rPr>
-        <w:t>. Agente de Atención RN01.</w:t>
+        <w:t>3</w:t>
+      </w:r>
+      <w:r>
+        <w:rPr>
+          <w:lang w:val="es-ES"/>
+        </w:rPr>
+        <w:t xml:space="preserve">. Agente de Atención </w:t>
+      </w:r>
+      <w:r>
+        <w:rPr>
+          <w:b/>
+          <w:bCs/>
+          <w:lang w:val="es-ES"/>
+        </w:rPr>
+        <w:t>RN01</w:t>
+      </w:r>
+      <w:r>
+        <w:rPr>
+          <w:lang w:val="es-ES"/>
+        </w:rPr>
+        <w:t>.</w:t>
       </w:r>
     </w:p>
     <w:p>
@@ -1839,13 +1884,27 @@
         <w:rPr>
           <w:lang w:val="es-ES"/>
         </w:rPr>
-        <w:t>3</w:t>
-      </w:r>
-      <w:r>
-        <w:rPr>
-          <w:lang w:val="es-ES"/>
-        </w:rPr>
-        <w:t>. Supervisor RN01.</w:t>
+        <w:t>4</w:t>
+      </w:r>
+      <w:r>
+        <w:rPr>
+          <w:lang w:val="es-ES"/>
+        </w:rPr>
+        <w:t xml:space="preserve">. Supervisor </w:t>
+      </w:r>
+      <w:r>
+        <w:rPr>
+          <w:b/>
+          <w:bCs/>
+          <w:lang w:val="es-ES"/>
+        </w:rPr>
+        <w:t>RN01</w:t>
+      </w:r>
+      <w:r>
+        <w:rPr>
+          <w:lang w:val="es-ES"/>
+        </w:rPr>
+        <w:t>.</w:t>
       </w:r>
     </w:p>
     <w:p>
@@ -1866,13 +1925,27 @@
         <w:rPr>
           <w:lang w:val="es-ES"/>
         </w:rPr>
-        <w:t>4</w:t>
-      </w:r>
-      <w:r>
-        <w:rPr>
-          <w:lang w:val="es-ES"/>
-        </w:rPr>
-        <w:t>. Administrador RN01.</w:t>
+        <w:t>5</w:t>
+      </w:r>
+      <w:r>
+        <w:rPr>
+          <w:lang w:val="es-ES"/>
+        </w:rPr>
+        <w:t xml:space="preserve">. Administrador </w:t>
+      </w:r>
+      <w:r>
+        <w:rPr>
+          <w:b/>
+          <w:bCs/>
+          <w:lang w:val="es-ES"/>
+        </w:rPr>
+        <w:t>RN01</w:t>
+      </w:r>
+      <w:r>
+        <w:rPr>
+          <w:lang w:val="es-ES"/>
+        </w:rPr>
+        <w:t>.</w:t>
       </w:r>
     </w:p>
     <w:p>
@@ -2581,7 +2654,19 @@
         <w:rPr>
           <w:lang w:val="es-ES"/>
         </w:rPr>
-        <w:t xml:space="preserve">17. El sistema valida que el tamaño no supere 10 MB. </w:t>
+        <w:t xml:space="preserve">17. El sistema valida que el tamaño no supere </w:t>
+      </w:r>
+      <w:r>
+        <w:rPr>
+          <w:lang w:val="es-ES"/>
+        </w:rPr>
+        <w:t>2</w:t>
+      </w:r>
+      <w:r>
+        <w:rPr>
+          <w:lang w:val="es-ES"/>
+        </w:rPr>
+        <w:t xml:space="preserve"> MB. </w:t>
       </w:r>
       <w:r>
         <w:rPr>
@@ -2697,7 +2782,19 @@
         <w:rPr>
           <w:lang w:val="es-ES"/>
         </w:rPr>
-        <w:t xml:space="preserve">21. El sistema habilita los botones “Cargar Evidencia”, “Retirar Archivo” y “Cancelar”. </w:t>
+        <w:t xml:space="preserve">21. El sistema </w:t>
+      </w:r>
+      <w:r>
+        <w:rPr>
+          <w:lang w:val="es-ES"/>
+        </w:rPr>
+        <w:t>muestra</w:t>
+      </w:r>
+      <w:r>
+        <w:rPr>
+          <w:lang w:val="es-ES"/>
+        </w:rPr>
+        <w:t xml:space="preserve"> los botones “Cargar Evidencia”, “Retirar Archivo” y “Cancelar”. </w:t>
       </w:r>
       <w:r>
         <w:rPr>
@@ -4099,7 +4196,19 @@
         <w:rPr>
           <w:lang w:val="es-ES"/>
         </w:rPr>
-        <w:t xml:space="preserve">1. El sistema determina que el archivo supera los 10 MB permitidos. </w:t>
+        <w:t xml:space="preserve">1. El sistema determina que el archivo supera los </w:t>
+      </w:r>
+      <w:r>
+        <w:rPr>
+          <w:lang w:val="es-ES"/>
+        </w:rPr>
+        <w:t>2</w:t>
+      </w:r>
+      <w:r>
+        <w:rPr>
+          <w:lang w:val="es-ES"/>
+        </w:rPr>
+        <w:t xml:space="preserve"> MB permitidos. </w:t>
       </w:r>
       <w:r>
         <w:rPr>
@@ -7212,7 +7321,7 @@
 </file>
 
 <file path=word/endnotes.xml><?xml version="1.0" encoding="utf-8"?>
-<w:endnotes xmlns:wpc="http://schemas.microsoft.com/office/word/2010/wordprocessingCanvas" xmlns:cx="http://schemas.microsoft.com/office/drawing/2014/chartex" xmlns:cx1="http://schemas.microsoft.com/office/drawing/2015/9/8/chartex" xmlns:cx2="http://schemas.microsoft.com/office/drawing/2015/10/21/chartex" xmlns:cx3="http://schemas.microsoft.com/office/drawing/2016/5/9/chartex" xmlns:cx4="http://schemas.microsoft.com/office/drawing/2016/5/10/chartex" xmlns:cx5="http://schemas.microsoft.com/office/drawing/2016/5/11/chartex" xmlns:cx6="http://schemas.microsoft.com/office/drawing/2016/5/12/chartex" xmlns:cx7="http://schemas.microsoft.com/office/drawing/2016/5/13/chartex" xmlns:cx8="http://schemas.microsoft.com/office/drawing/2016/5/14/chartex" xmlns:mc="http://schemas.openxmlformats.org/markup-compatibility/2006" xmlns:aink="http://schemas.microsoft.com/office/drawing/2016/ink" xmlns:am3d="http://schemas.microsoft.com/office/drawing/2017/model3d" xmlns:o="urn:schemas-microsoft-com:office:office" xmlns:oel="http://schemas.microsoft.com/office/2019/extlst" xmlns:r="http://schemas.openxmlformats.org/officeDocument/2006/relationships" xmlns:m="http://schemas.openxmlformats.org/officeDocument/2006/math" xmlns:v="urn:schemas-microsoft-com:vml" xmlns:wp14="http://schemas.microsoft.com/office/word/2010/wordprocessingDrawing" xmlns:wp="http://schemas.openxmlformats.org/drawingml/2006/wordprocessingDrawing" xmlns:w10="urn:schemas-microsoft-com:office:word" xmlns:w="http://schemas.openxmlformats.org/wordprocessingml/2006/main" xmlns:w14="http://schemas.microsoft.com/office/word/2010/wordml" xmlns:w15="http://schemas.microsoft.com/office/word/2012/wordml" xmlns:w16cei="http://schemas.microsoft.com/office/word/2026/wordml/cei" xmlns:w16cex="http://schemas.microsoft.com/office/word/2018/wordml/cex" xmlns:w16cid="http://schemas.microsoft.com/office/word/2016/wordml/cid" xmlns:w16="http://schemas.microsoft.com/office/word/2018/wordml" xmlns:w16du="http://schemas.microsoft.com/office/word/2023/wordml/word16du" xmlns:w16sdtdh="http://schemas.microsoft.com/office/word/2020/wordml/sdtdatahash" xmlns:w16sdtfl="http://schemas.microsoft.com/office/word/2024/wordml/sdtformatlock" xmlns:w16se="http://schemas.microsoft.com/office/word/2015/wordml/symex" xmlns:wpg="http://schemas.microsoft.com/office/word/2010/wordprocessingGroup" xmlns:wpi="http://schemas.microsoft.com/office/word/2010/wordprocessingInk" xmlns:wne="http://schemas.microsoft.com/office/word/2006/wordml" xmlns:wps="http://schemas.microsoft.com/office/word/2010/wordprocessingShape" mc:Ignorable="w14 w15 w16se w16cid w16 w16cex w16sdtdh w16sdtfl w16du wp14">
+<w:endnotes xmlns:wpc="http://schemas.microsoft.com/office/word/2010/wordprocessingCanvas" xmlns:cx="http://schemas.microsoft.com/office/drawing/2014/chartex" xmlns:cx1="http://schemas.microsoft.com/office/drawing/2015/9/8/chartex" xmlns:cx2="http://schemas.microsoft.com/office/drawing/2015/10/21/chartex" xmlns:cx3="http://schemas.microsoft.com/office/drawing/2016/5/9/chartex" xmlns:cx4="http://schemas.microsoft.com/office/drawing/2016/5/10/chartex" xmlns:cx5="http://schemas.microsoft.com/office/drawing/2016/5/11/chartex" xmlns:cx6="http://schemas.microsoft.com/office/drawing/2016/5/12/chartex" xmlns:cx7="http://schemas.microsoft.com/office/drawing/2016/5/13/chartex" xmlns:cx8="http://schemas.microsoft.com/office/drawing/2016/5/14/chartex" xmlns:mc="http://schemas.openxmlformats.org/markup-compatibility/2006" xmlns:aink="http://schemas.microsoft.com/office/drawing/2016/ink" xmlns:am3d="http://schemas.microsoft.com/office/drawing/2017/model3d" xmlns:o="urn:schemas-microsoft-com:office:office" xmlns:oel="http://schemas.microsoft.com/office/2019/extlst" xmlns:r="http://schemas.openxmlformats.org/officeDocument/2006/relationships" xmlns:m="http://schemas.openxmlformats.org/officeDocument/2006/math" xmlns:v="urn:schemas-microsoft-com:vml" xmlns:wp14="http://schemas.microsoft.com/office/word/2010/wordprocessingDrawing" xmlns:wp="http://schemas.openxmlformats.org/drawingml/2006/wordprocessingDrawing" xmlns:w10="urn:schemas-microsoft-com:office:word" xmlns:w="http://schemas.openxmlformats.org/wordprocessingml/2006/main" xmlns:w14="http://schemas.microsoft.com/office/word/2010/wordml" xmlns:w15="http://schemas.microsoft.com/office/word/2012/wordml" xmlns:w16cex="http://schemas.microsoft.com/office/word/2018/wordml/cex" xmlns:w16cid="http://schemas.microsoft.com/office/word/2016/wordml/cid" xmlns:w16="http://schemas.microsoft.com/office/word/2018/wordml" xmlns:w16du="http://schemas.microsoft.com/office/word/2023/wordml/word16du" xmlns:w16sdtdh="http://schemas.microsoft.com/office/word/2020/wordml/sdtdatahash" xmlns:w16sdtfl="http://schemas.microsoft.com/office/word/2024/wordml/sdtformatlock" xmlns:w16se="http://schemas.microsoft.com/office/word/2015/wordml/symex" xmlns:wpg="http://schemas.microsoft.com/office/word/2010/wordprocessingGroup" xmlns:wpi="http://schemas.microsoft.com/office/word/2010/wordprocessingInk" xmlns:wne="http://schemas.microsoft.com/office/word/2006/wordml" xmlns:wps="http://schemas.microsoft.com/office/word/2010/wordprocessingShape" mc:Ignorable="w14 w15 w16se w16cid w16 w16cex w16sdtdh w16sdtfl w16du wp14">
   <w:endnote w:type="separator" w:id="-1">
     <w:p>
       <w:pPr>
@@ -7237,7 +7346,7 @@
 </file>
 
 <file path=word/footer1.xml><?xml version="1.0" encoding="utf-8"?>
-<w:ftr xmlns:wpc="http://schemas.microsoft.com/office/word/2010/wordprocessingCanvas" xmlns:cx="http://schemas.microsoft.com/office/drawing/2014/chartex" xmlns:cx1="http://schemas.microsoft.com/office/drawing/2015/9/8/chartex" xmlns:cx2="http://schemas.microsoft.com/office/drawing/2015/10/21/chartex" xmlns:cx3="http://schemas.microsoft.com/office/drawing/2016/5/9/chartex" xmlns:cx4="http://schemas.microsoft.com/office/drawing/2016/5/10/chartex" xmlns:cx5="http://schemas.microsoft.com/office/drawing/2016/5/11/chartex" xmlns:cx6="http://schemas.microsoft.com/office/drawing/2016/5/12/chartex" xmlns:cx7="http://schemas.microsoft.com/office/drawing/2016/5/13/chartex" xmlns:cx8="http://schemas.microsoft.com/office/drawing/2016/5/14/chartex" xmlns:mc="http://schemas.openxmlformats.org/markup-compatibility/2006" xmlns:aink="http://schemas.microsoft.com/office/drawing/2016/ink" xmlns:am3d="http://schemas.microsoft.com/office/drawing/2017/model3d" xmlns:o="urn:schemas-microsoft-com:office:office" xmlns:oel="http://schemas.microsoft.com/office/2019/extlst" xmlns:r="http://schemas.openxmlformats.org/officeDocument/2006/relationships" xmlns:m="http://schemas.openxmlformats.org/officeDocument/2006/math" xmlns:v="urn:schemas-microsoft-com:vml" xmlns:wp14="http://schemas.microsoft.com/office/word/2010/wordprocessingDrawing" xmlns:wp="http://schemas.openxmlformats.org/drawingml/2006/wordprocessingDrawing" xmlns:w10="urn:schemas-microsoft-com:office:word" xmlns:w="http://schemas.openxmlformats.org/wordprocessingml/2006/main" xmlns:w14="http://schemas.microsoft.com/office/word/2010/wordml" xmlns:w15="http://schemas.microsoft.com/office/word/2012/wordml" xmlns:w16cei="http://schemas.microsoft.com/office/word/2026/wordml/cei" xmlns:w16cex="http://schemas.microsoft.com/office/word/2018/wordml/cex" xmlns:w16cid="http://schemas.microsoft.com/office/word/2016/wordml/cid" xmlns:w16="http://schemas.microsoft.com/office/word/2018/wordml" xmlns:w16du="http://schemas.microsoft.com/office/word/2023/wordml/word16du" xmlns:w16sdtdh="http://schemas.microsoft.com/office/word/2020/wordml/sdtdatahash" xmlns:w16sdtfl="http://schemas.microsoft.com/office/word/2024/wordml/sdtformatlock" xmlns:w16se="http://schemas.microsoft.com/office/word/2015/wordml/symex" xmlns:wpg="http://schemas.microsoft.com/office/word/2010/wordprocessingGroup" xmlns:wpi="http://schemas.microsoft.com/office/word/2010/wordprocessingInk" xmlns:wne="http://schemas.microsoft.com/office/word/2006/wordml" xmlns:wps="http://schemas.microsoft.com/office/word/2010/wordprocessingShape" mc:Ignorable="w14 w15 w16se w16cid w16 w16cex w16sdtdh w16sdtfl w16du wp14">
+<w:ftr xmlns:wpc="http://schemas.microsoft.com/office/word/2010/wordprocessingCanvas" xmlns:cx="http://schemas.microsoft.com/office/drawing/2014/chartex" xmlns:cx1="http://schemas.microsoft.com/office/drawing/2015/9/8/chartex" xmlns:cx2="http://schemas.microsoft.com/office/drawing/2015/10/21/chartex" xmlns:cx3="http://schemas.microsoft.com/office/drawing/2016/5/9/chartex" xmlns:cx4="http://schemas.microsoft.com/office/drawing/2016/5/10/chartex" xmlns:cx5="http://schemas.microsoft.com/office/drawing/2016/5/11/chartex" xmlns:cx6="http://schemas.microsoft.com/office/drawing/2016/5/12/chartex" xmlns:cx7="http://schemas.microsoft.com/office/drawing/2016/5/13/chartex" xmlns:cx8="http://schemas.microsoft.com/office/drawing/2016/5/14/chartex" xmlns:mc="http://schemas.openxmlformats.org/markup-compatibility/2006" xmlns:aink="http://schemas.microsoft.com/office/drawing/2016/ink" xmlns:am3d="http://schemas.microsoft.com/office/drawing/2017/model3d" xmlns:o="urn:schemas-microsoft-com:office:office" xmlns:oel="http://schemas.microsoft.com/office/2019/extlst" xmlns:r="http://schemas.openxmlformats.org/officeDocument/2006/relationships" xmlns:m="http://schemas.openxmlformats.org/officeDocument/2006/math" xmlns:v="urn:schemas-microsoft-com:vml" xmlns:wp14="http://schemas.microsoft.com/office/word/2010/wordprocessingDrawing" xmlns:wp="http://schemas.openxmlformats.org/drawingml/2006/wordprocessingDrawing" xmlns:w10="urn:schemas-microsoft-com:office:word" xmlns:w="http://schemas.openxmlformats.org/wordprocessingml/2006/main" xmlns:w14="http://schemas.microsoft.com/office/word/2010/wordml" xmlns:w15="http://schemas.microsoft.com/office/word/2012/wordml" xmlns:w16cex="http://schemas.microsoft.com/office/word/2018/wordml/cex" xmlns:w16cid="http://schemas.microsoft.com/office/word/2016/wordml/cid" xmlns:w16="http://schemas.microsoft.com/office/word/2018/wordml" xmlns:w16du="http://schemas.microsoft.com/office/word/2023/wordml/word16du" xmlns:w16sdtdh="http://schemas.microsoft.com/office/word/2020/wordml/sdtdatahash" xmlns:w16sdtfl="http://schemas.microsoft.com/office/word/2024/wordml/sdtformatlock" xmlns:w16se="http://schemas.microsoft.com/office/word/2015/wordml/symex" xmlns:wpg="http://schemas.microsoft.com/office/word/2010/wordprocessingGroup" xmlns:wpi="http://schemas.microsoft.com/office/word/2010/wordprocessingInk" xmlns:wne="http://schemas.microsoft.com/office/word/2006/wordml" xmlns:wps="http://schemas.microsoft.com/office/word/2010/wordprocessingShape" mc:Ignorable="w14 w15 w16se w16cid w16 w16cex w16sdtdh w16sdtfl w16du wp14">
   <w:p>
     <w:pPr>
       <w:pStyle w:val="Piedepgina"/>
@@ -7258,7 +7367,7 @@
 </file>
 
 <file path=word/footnotes.xml><?xml version="1.0" encoding="utf-8"?>
-<w:footnotes xmlns:wpc="http://schemas.microsoft.com/office/word/2010/wordprocessingCanvas" xmlns:cx="http://schemas.microsoft.com/office/drawing/2014/chartex" xmlns:cx1="http://schemas.microsoft.com/office/drawing/2015/9/8/chartex" xmlns:cx2="http://schemas.microsoft.com/office/drawing/2015/10/21/chartex" xmlns:cx3="http://schemas.microsoft.com/office/drawing/2016/5/9/chartex" xmlns:cx4="http://schemas.microsoft.com/office/drawing/2016/5/10/chartex" xmlns:cx5="http://schemas.microsoft.com/office/drawing/2016/5/11/chartex" xmlns:cx6="http://schemas.microsoft.com/office/drawing/2016/5/12/chartex" xmlns:cx7="http://schemas.microsoft.com/office/drawing/2016/5/13/chartex" xmlns:cx8="http://schemas.microsoft.com/office/drawing/2016/5/14/chartex" xmlns:mc="http://schemas.openxmlformats.org/markup-compatibility/2006" xmlns:aink="http://schemas.microsoft.com/office/drawing/2016/ink" xmlns:am3d="http://schemas.microsoft.com/office/drawing/2017/model3d" xmlns:o="urn:schemas-microsoft-com:office:office" xmlns:oel="http://schemas.microsoft.com/office/2019/extlst" xmlns:r="http://schemas.openxmlformats.org/officeDocument/2006/relationships" xmlns:m="http://schemas.openxmlformats.org/officeDocument/2006/math" xmlns:v="urn:schemas-microsoft-com:vml" xmlns:wp14="http://schemas.microsoft.com/office/word/2010/wordprocessingDrawing" xmlns:wp="http://schemas.openxmlformats.org/drawingml/2006/wordprocessingDrawing" xmlns:w10="urn:schemas-microsoft-com:office:word" xmlns:w="http://schemas.openxmlformats.org/wordprocessingml/2006/main" xmlns:w14="http://schemas.microsoft.com/office/word/2010/wordml" xmlns:w15="http://schemas.microsoft.com/office/word/2012/wordml" xmlns:w16cei="http://schemas.microsoft.com/office/word/2026/wordml/cei" xmlns:w16cex="http://schemas.microsoft.com/office/word/2018/wordml/cex" xmlns:w16cid="http://schemas.microsoft.com/office/word/2016/wordml/cid" xmlns:w16="http://schemas.microsoft.com/office/word/2018/wordml" xmlns:w16du="http://schemas.microsoft.com/office/word/2023/wordml/word16du" xmlns:w16sdtdh="http://schemas.microsoft.com/office/word/2020/wordml/sdtdatahash" xmlns:w16sdtfl="http://schemas.microsoft.com/office/word/2024/wordml/sdtformatlock" xmlns:w16se="http://schemas.microsoft.com/office/word/2015/wordml/symex" xmlns:wpg="http://schemas.microsoft.com/office/word/2010/wordprocessingGroup" xmlns:wpi="http://schemas.microsoft.com/office/word/2010/wordprocessingInk" xmlns:wne="http://schemas.microsoft.com/office/word/2006/wordml" xmlns:wps="http://schemas.microsoft.com/office/word/2010/wordprocessingShape" mc:Ignorable="w14 w15 w16se w16cid w16 w16cex w16sdtdh w16sdtfl w16du wp14">
+<w:footnotes xmlns:wpc="http://schemas.microsoft.com/office/word/2010/wordprocessingCanvas" xmlns:cx="http://schemas.microsoft.com/office/drawing/2014/chartex" xmlns:cx1="http://schemas.microsoft.com/office/drawing/2015/9/8/chartex" xmlns:cx2="http://schemas.microsoft.com/office/drawing/2015/10/21/chartex" xmlns:cx3="http://schemas.microsoft.com/office/drawing/2016/5/9/chartex" xmlns:cx4="http://schemas.microsoft.com/office/drawing/2016/5/10/chartex" xmlns:cx5="http://schemas.microsoft.com/office/drawing/2016/5/11/chartex" xmlns:cx6="http://schemas.microsoft.com/office/drawing/2016/5/12/chartex" xmlns:cx7="http://schemas.microsoft.com/office/drawing/2016/5/13/chartex" xmlns:cx8="http://schemas.microsoft.com/office/drawing/2016/5/14/chartex" xmlns:mc="http://schemas.openxmlformats.org/markup-compatibility/2006" xmlns:aink="http://schemas.microsoft.com/office/drawing/2016/ink" xmlns:am3d="http://schemas.microsoft.com/office/drawing/2017/model3d" xmlns:o="urn:schemas-microsoft-com:office:office" xmlns:oel="http://schemas.microsoft.com/office/2019/extlst" xmlns:r="http://schemas.openxmlformats.org/officeDocument/2006/relationships" xmlns:m="http://schemas.openxmlformats.org/officeDocument/2006/math" xmlns:v="urn:schemas-microsoft-com:vml" xmlns:wp14="http://schemas.microsoft.com/office/word/2010/wordprocessingDrawing" xmlns:wp="http://schemas.openxmlformats.org/drawingml/2006/wordprocessingDrawing" xmlns:w10="urn:schemas-microsoft-com:office:word" xmlns:w="http://schemas.openxmlformats.org/wordprocessingml/2006/main" xmlns:w14="http://schemas.microsoft.com/office/word/2010/wordml" xmlns:w15="http://schemas.microsoft.com/office/word/2012/wordml" xmlns:w16cex="http://schemas.microsoft.com/office/word/2018/wordml/cex" xmlns:w16cid="http://schemas.microsoft.com/office/word/2016/wordml/cid" xmlns:w16="http://schemas.microsoft.com/office/word/2018/wordml" xmlns:w16du="http://schemas.microsoft.com/office/word/2023/wordml/word16du" xmlns:w16sdtdh="http://schemas.microsoft.com/office/word/2020/wordml/sdtdatahash" xmlns:w16sdtfl="http://schemas.microsoft.com/office/word/2024/wordml/sdtformatlock" xmlns:w16se="http://schemas.microsoft.com/office/word/2015/wordml/symex" xmlns:wpg="http://schemas.microsoft.com/office/word/2010/wordprocessingGroup" xmlns:wpi="http://schemas.microsoft.com/office/word/2010/wordprocessingInk" xmlns:wne="http://schemas.microsoft.com/office/word/2006/wordml" xmlns:wps="http://schemas.microsoft.com/office/word/2010/wordprocessingShape" mc:Ignorable="w14 w15 w16se w16cid w16 w16cex w16sdtdh w16sdtfl w16du wp14">
   <w:footnote w:type="separator" w:id="-1">
     <w:p>
       <w:pPr>
@@ -7283,7 +7392,7 @@
 </file>
 
 <file path=word/header1.xml><?xml version="1.0" encoding="utf-8"?>
-<w:hdr xmlns:wpc="http://schemas.microsoft.com/office/word/2010/wordprocessingCanvas" xmlns:cx="http://schemas.microsoft.com/office/drawing/2014/chartex" xmlns:cx1="http://schemas.microsoft.com/office/drawing/2015/9/8/chartex" xmlns:cx2="http://schemas.microsoft.com/office/drawing/2015/10/21/chartex" xmlns:cx3="http://schemas.microsoft.com/office/drawing/2016/5/9/chartex" xmlns:cx4="http://schemas.microsoft.com/office/drawing/2016/5/10/chartex" xmlns:cx5="http://schemas.microsoft.com/office/drawing/2016/5/11/chartex" xmlns:cx6="http://schemas.microsoft.com/office/drawing/2016/5/12/chartex" xmlns:cx7="http://schemas.microsoft.com/office/drawing/2016/5/13/chartex" xmlns:cx8="http://schemas.microsoft.com/office/drawing/2016/5/14/chartex" xmlns:mc="http://schemas.openxmlformats.org/markup-compatibility/2006" xmlns:aink="http://schemas.microsoft.com/office/drawing/2016/ink" xmlns:am3d="http://schemas.microsoft.com/office/drawing/2017/model3d" xmlns:o="urn:schemas-microsoft-com:office:office" xmlns:oel="http://schemas.microsoft.com/office/2019/extlst" xmlns:r="http://schemas.openxmlformats.org/officeDocument/2006/relationships" xmlns:m="http://schemas.openxmlformats.org/officeDocument/2006/math" xmlns:v="urn:schemas-microsoft-com:vml" xmlns:wp14="http://schemas.microsoft.com/office/word/2010/wordprocessingDrawing" xmlns:wp="http://schemas.openxmlformats.org/drawingml/2006/wordprocessingDrawing" xmlns:w10="urn:schemas-microsoft-com:office:word" xmlns:w="http://schemas.openxmlformats.org/wordprocessingml/2006/main" xmlns:w14="http://schemas.microsoft.com/office/word/2010/wordml" xmlns:w15="http://schemas.microsoft.com/office/word/2012/wordml" xmlns:w16cei="http://schemas.microsoft.com/office/word/2026/wordml/cei" xmlns:w16cex="http://schemas.microsoft.com/office/word/2018/wordml/cex" xmlns:w16cid="http://schemas.microsoft.com/office/word/2016/wordml/cid" xmlns:w16="http://schemas.microsoft.com/office/word/2018/wordml" xmlns:w16du="http://schemas.microsoft.com/office/word/2023/wordml/word16du" xmlns:w16sdtdh="http://schemas.microsoft.com/office/word/2020/wordml/sdtdatahash" xmlns:w16sdtfl="http://schemas.microsoft.com/office/word/2024/wordml/sdtformatlock" xmlns:w16se="http://schemas.microsoft.com/office/word/2015/wordml/symex" xmlns:wpg="http://schemas.microsoft.com/office/word/2010/wordprocessingGroup" xmlns:wpi="http://schemas.microsoft.com/office/word/2010/wordprocessingInk" xmlns:wne="http://schemas.microsoft.com/office/word/2006/wordml" xmlns:wps="http://schemas.microsoft.com/office/word/2010/wordprocessingShape" mc:Ignorable="w14 w15 w16se w16cid w16 w16cex w16sdtdh w16sdtfl w16du wp14">
+<w:hdr xmlns:wpc="http://schemas.microsoft.com/office/word/2010/wordprocessingCanvas" xmlns:cx="http://schemas.microsoft.com/office/drawing/2014/chartex" xmlns:cx1="http://schemas.microsoft.com/office/drawing/2015/9/8/chartex" xmlns:cx2="http://schemas.microsoft.com/office/drawing/2015/10/21/chartex" xmlns:cx3="http://schemas.microsoft.com/office/drawing/2016/5/9/chartex" xmlns:cx4="http://schemas.microsoft.com/office/drawing/2016/5/10/chartex" xmlns:cx5="http://schemas.microsoft.com/office/drawing/2016/5/11/chartex" xmlns:cx6="http://schemas.microsoft.com/office/drawing/2016/5/12/chartex" xmlns:cx7="http://schemas.microsoft.com/office/drawing/2016/5/13/chartex" xmlns:cx8="http://schemas.microsoft.com/office/drawing/2016/5/14/chartex" xmlns:mc="http://schemas.openxmlformats.org/markup-compatibility/2006" xmlns:aink="http://schemas.microsoft.com/office/drawing/2016/ink" xmlns:am3d="http://schemas.microsoft.com/office/drawing/2017/model3d" xmlns:o="urn:schemas-microsoft-com:office:office" xmlns:oel="http://schemas.microsoft.com/office/2019/extlst" xmlns:r="http://schemas.openxmlformats.org/officeDocument/2006/relationships" xmlns:m="http://schemas.openxmlformats.org/officeDocument/2006/math" xmlns:v="urn:schemas-microsoft-com:vml" xmlns:wp14="http://schemas.microsoft.com/office/word/2010/wordprocessingDrawing" xmlns:wp="http://schemas.openxmlformats.org/drawingml/2006/wordprocessingDrawing" xmlns:w10="urn:schemas-microsoft-com:office:word" xmlns:w="http://schemas.openxmlformats.org/wordprocessingml/2006/main" xmlns:w14="http://schemas.microsoft.com/office/word/2010/wordml" xmlns:w15="http://schemas.microsoft.com/office/word/2012/wordml" xmlns:w16cex="http://schemas.microsoft.com/office/word/2018/wordml/cex" xmlns:w16cid="http://schemas.microsoft.com/office/word/2016/wordml/cid" xmlns:w16="http://schemas.microsoft.com/office/word/2018/wordml" xmlns:w16du="http://schemas.microsoft.com/office/word/2023/wordml/word16du" xmlns:w16sdtdh="http://schemas.microsoft.com/office/word/2020/wordml/sdtdatahash" xmlns:w16sdtfl="http://schemas.microsoft.com/office/word/2024/wordml/sdtformatlock" xmlns:w16se="http://schemas.microsoft.com/office/word/2015/wordml/symex" xmlns:wpg="http://schemas.microsoft.com/office/word/2010/wordprocessingGroup" xmlns:wpi="http://schemas.microsoft.com/office/word/2010/wordprocessingInk" xmlns:wne="http://schemas.microsoft.com/office/word/2006/wordml" xmlns:wps="http://schemas.microsoft.com/office/word/2010/wordprocessingShape" mc:Ignorable="w14 w15 w16se w16cid w16 w16cex w16sdtdh w16sdtfl w16du wp14">
   <w:p>
     <w:pPr>
       <w:pStyle w:val="Encabezado"/>
@@ -7517,7 +7626,7 @@
 </file>
 
 <file path=word/numbering.xml><?xml version="1.0" encoding="utf-8"?>
-<w:numbering xmlns:wpc="http://schemas.microsoft.com/office/word/2010/wordprocessingCanvas" xmlns:cx="http://schemas.microsoft.com/office/drawing/2014/chartex" xmlns:cx1="http://schemas.microsoft.com/office/drawing/2015/9/8/chartex" xmlns:cx2="http://schemas.microsoft.com/office/drawing/2015/10/21/chartex" xmlns:cx3="http://schemas.microsoft.com/office/drawing/2016/5/9/chartex" xmlns:cx4="http://schemas.microsoft.com/office/drawing/2016/5/10/chartex" xmlns:cx5="http://schemas.microsoft.com/office/drawing/2016/5/11/chartex" xmlns:cx6="http://schemas.microsoft.com/office/drawing/2016/5/12/chartex" xmlns:cx7="http://schemas.microsoft.com/office/drawing/2016/5/13/chartex" xmlns:cx8="http://schemas.microsoft.com/office/drawing/2016/5/14/chartex" xmlns:mc="http://schemas.openxmlformats.org/markup-compatibility/2006" xmlns:aink="http://schemas.microsoft.com/office/drawing/2016/ink" xmlns:am3d="http://schemas.microsoft.com/office/drawing/2017/model3d" xmlns:o="urn:schemas-microsoft-com:office:office" xmlns:oel="http://schemas.microsoft.com/office/2019/extlst" xmlns:r="http://schemas.openxmlformats.org/officeDocument/2006/relationships" xmlns:m="http://schemas.openxmlformats.org/officeDocument/2006/math" xmlns:v="urn:schemas-microsoft-com:vml" xmlns:wp14="http://schemas.microsoft.com/office/word/2010/wordprocessingDrawing" xmlns:wp="http://schemas.openxmlformats.org/drawingml/2006/wordprocessingDrawing" xmlns:w10="urn:schemas-microsoft-com:office:word" xmlns:w="http://schemas.openxmlformats.org/wordprocessingml/2006/main" xmlns:w14="http://schemas.microsoft.com/office/word/2010/wordml" xmlns:w15="http://schemas.microsoft.com/office/word/2012/wordml" xmlns:w16cei="http://schemas.microsoft.com/office/word/2026/wordml/cei" xmlns:w16cex="http://schemas.microsoft.com/office/word/2018/wordml/cex" xmlns:w16cid="http://schemas.microsoft.com/office/word/2016/wordml/cid" xmlns:w16="http://schemas.microsoft.com/office/word/2018/wordml" xmlns:w16du="http://schemas.microsoft.com/office/word/2023/wordml/word16du" xmlns:w16sdtdh="http://schemas.microsoft.com/office/word/2020/wordml/sdtdatahash" xmlns:w16sdtfl="http://schemas.microsoft.com/office/word/2024/wordml/sdtformatlock" xmlns:w16se="http://schemas.microsoft.com/office/word/2015/wordml/symex" xmlns:wpg="http://schemas.microsoft.com/office/word/2010/wordprocessingGroup" xmlns:wpi="http://schemas.microsoft.com/office/word/2010/wordprocessingInk" xmlns:wne="http://schemas.microsoft.com/office/word/2006/wordml" xmlns:wps="http://schemas.microsoft.com/office/word/2010/wordprocessingShape" mc:Ignorable="w14 w15 w16se w16cid w16 w16cex w16sdtdh w16sdtfl w16du wp14">
+<w:numbering xmlns:wpc="http://schemas.microsoft.com/office/word/2010/wordprocessingCanvas" xmlns:cx="http://schemas.microsoft.com/office/drawing/2014/chartex" xmlns:cx1="http://schemas.microsoft.com/office/drawing/2015/9/8/chartex" xmlns:cx2="http://schemas.microsoft.com/office/drawing/2015/10/21/chartex" xmlns:cx3="http://schemas.microsoft.com/office/drawing/2016/5/9/chartex" xmlns:cx4="http://schemas.microsoft.com/office/drawing/2016/5/10/chartex" xmlns:cx5="http://schemas.microsoft.com/office/drawing/2016/5/11/chartex" xmlns:cx6="http://schemas.microsoft.com/office/drawing/2016/5/12/chartex" xmlns:cx7="http://schemas.microsoft.com/office/drawing/2016/5/13/chartex" xmlns:cx8="http://schemas.microsoft.com/office/drawing/2016/5/14/chartex" xmlns:mc="http://schemas.openxmlformats.org/markup-compatibility/2006" xmlns:aink="http://schemas.microsoft.com/office/drawing/2016/ink" xmlns:am3d="http://schemas.microsoft.com/office/drawing/2017/model3d" xmlns:o="urn:schemas-microsoft-com:office:office" xmlns:oel="http://schemas.microsoft.com/office/2019/extlst" xmlns:r="http://schemas.openxmlformats.org/officeDocument/2006/relationships" xmlns:m="http://schemas.openxmlformats.org/officeDocument/2006/math" xmlns:v="urn:schemas-microsoft-com:vml" xmlns:wp14="http://schemas.microsoft.com/office/word/2010/wordprocessingDrawing" xmlns:wp="http://schemas.openxmlformats.org/drawingml/2006/wordprocessingDrawing" xmlns:w10="urn:schemas-microsoft-com:office:word" xmlns:w="http://schemas.openxmlformats.org/wordprocessingml/2006/main" xmlns:w14="http://schemas.microsoft.com/office/word/2010/wordml" xmlns:w15="http://schemas.microsoft.com/office/word/2012/wordml" xmlns:w16cex="http://schemas.microsoft.com/office/word/2018/wordml/cex" xmlns:w16cid="http://schemas.microsoft.com/office/word/2016/wordml/cid" xmlns:w16="http://schemas.microsoft.com/office/word/2018/wordml" xmlns:w16du="http://schemas.microsoft.com/office/word/2023/wordml/word16du" xmlns:w16sdtdh="http://schemas.microsoft.com/office/word/2020/wordml/sdtdatahash" xmlns:w16sdtfl="http://schemas.microsoft.com/office/word/2024/wordml/sdtformatlock" xmlns:w16se="http://schemas.microsoft.com/office/word/2015/wordml/symex" xmlns:wpg="http://schemas.microsoft.com/office/word/2010/wordprocessingGroup" xmlns:wpi="http://schemas.microsoft.com/office/word/2010/wordprocessingInk" xmlns:wne="http://schemas.microsoft.com/office/word/2006/wordml" xmlns:wps="http://schemas.microsoft.com/office/word/2010/wordprocessingShape" mc:Ignorable="w14 w15 w16se w16cid w16 w16cex w16sdtdh w16sdtfl w16du wp14">
   <w:abstractNum w:abstractNumId="0" w15:restartNumberingAfterBreak="0">
     <w:nsid w:val="FFFFFF7C"/>
     <w:multiLevelType w:val="singleLevel"/>
